--- a/app/Libraries/Surat/izin_asts_perusahaan.docx
+++ b/app/Libraries/Surat/izin_asts_perusahaan.docx
@@ -299,7 +299,7 @@
           <w:szCs w:val="24"/>
           <w:lang w:val="en-ID" w:eastAsia="en-ID"/>
         </w:rPr>
-        <w:t xml:space="preserve">Sehubungan dengan hal tersebut, kami memohon izin dan dispensasi dari Bapak/Ibu agar peserta didik tersebut (sebagaimana daftar terlampir) dapat mengikuti pelaksanaan ASTS di sekolah pada tanggal ${tanggal_sampai} sesuai dengan jadwal asesmen yang telah ditetapkan.</w:t>
+        <w:t xml:space="preserve">Sehubungan dengan hal tersebut, kami memohon izin dan dispensasi dari Bapak/Ibu agar peserta didik tersebut (sebagaimana daftar terlampir) dapat mengikuti pelaksanaan ${singkatan} di sekolah pada tanggal ${tanggal_sampai} sesuai dengan jadwal asesmen yang telah ditetapkan.</w:t>
       </w:r>
     </w:p>
     <w:p>
@@ -332,7 +332,7 @@
           <w:szCs w:val="24"/>
           <w:lang w:val="en-ID" w:eastAsia="en-ID"/>
         </w:rPr>
-        <w:t>Selama pelaksanaan ASTS, peserta didik diharapkan dapat mengikuti seluruh kegiatan asesmen dengan tertib dan penuh tanggung jawab. Setelah rangkaian ASTS selesai, peserta didik akan kembali melaksanakan kegiatan PKL sebagaimana mestinya dan tetap berkewajiban mematuhi seluruh peraturan serta tata tertib yang berlaku di perusahaan/instansi.</w:t>
+        <w:t>Selama pelaksanaan ${singkatan}, peserta didik diharapkan dapat mengikuti seluruh kegiatan asesmen dengan tertib dan penuh tanggung jawab. Setelah rangkaian ${singkatan} selesai, peserta didik akan kembali melaksanakan kegiatan PKL sebagaimana mestinya dan tetap berkewajiban mematuhi seluruh peraturan serta tata tertib yang berlaku di perusahaan/instansi.</w:t>
       </w:r>
     </w:p>
     <w:p>
